--- a/db_tables.docx
+++ b/db_tables.docx
@@ -73,20 +73,56 @@
           <w:sz w:val="28"/>
           <w:szCs w:val="28"/>
         </w:rPr>
-        <w:t>. Эта система будет управлять студентами, их предметами и расписанием, группами, в которых они находятся, преподавателями. Эта система было выбрана, так как я являюсь учащимся и могу более хорошо спроектировать базу данных.</w:t>
-      </w:r>
-    </w:p>
-    <w:p>
-      <w:pPr>
-        <w:spacing w:after="0"/>
-        <w:jc w:val="both"/>
-        <w:rPr>
-          <w:rFonts w:ascii="Times New Roman" w:hAnsi="Times New Roman"/>
-          <w:b/>
-          <w:bCs/>
-          <w:sz w:val="28"/>
-          <w:szCs w:val="28"/>
-        </w:rPr>
+        <w:t xml:space="preserve">. Эта система будет управлять студентами, их предметами и расписанием, группами, в которых они находятся, преподавателями. Эта система было выбрана, так как я являюсь учащимся и могу более хорошо спроектировать </w:t>
+      </w:r>
+      <w:r>
+        <w:rPr>
+          <w:rFonts w:ascii="Times New Roman" w:hAnsi="Times New Roman"/>
+          <w:sz w:val="28"/>
+          <w:szCs w:val="28"/>
+        </w:rPr>
+        <w:t xml:space="preserve">эту </w:t>
+      </w:r>
+      <w:r>
+        <w:rPr>
+          <w:rFonts w:ascii="Times New Roman" w:hAnsi="Times New Roman"/>
+          <w:sz w:val="28"/>
+          <w:szCs w:val="28"/>
+        </w:rPr>
+        <w:t>базу данных.</w:t>
+      </w:r>
+      <w:r>
+        <w:rPr>
+          <w:rFonts w:ascii="Times New Roman" w:hAnsi="Times New Roman"/>
+          <w:sz w:val="28"/>
+          <w:szCs w:val="28"/>
+        </w:rPr>
+        <w:t xml:space="preserve"> Данная БД решает задачу быстрого доступа и просмотра занятий (пар). Расписание является ключевой таблицей, связывающая все таблицы, что помогает легко найти </w:t>
+      </w:r>
+      <w:proofErr w:type="gramStart"/>
+      <w:r>
+        <w:rPr>
+          <w:rFonts w:ascii="Times New Roman" w:hAnsi="Times New Roman"/>
+          <w:sz w:val="28"/>
+          <w:szCs w:val="28"/>
+        </w:rPr>
+        <w:t>любую информацию</w:t>
+      </w:r>
+      <w:proofErr w:type="gramEnd"/>
+      <w:r>
+        <w:rPr>
+          <w:rFonts w:ascii="Times New Roman" w:hAnsi="Times New Roman"/>
+          <w:sz w:val="28"/>
+          <w:szCs w:val="28"/>
+        </w:rPr>
+        <w:t xml:space="preserve"> предоставленную в этой БД.</w:t>
+      </w:r>
+    </w:p>
+    <w:p>
+      <w:pPr>
+        <w:spacing w:after="0"/>
+        <w:ind w:firstLine="709"/>
+        <w:jc w:val="both"/>
       </w:pPr>
     </w:p>
     <w:p>
@@ -539,13 +575,23 @@
         <w:t>Description</w:t>
       </w:r>
       <w:proofErr w:type="spellEnd"/>
-      <w:r>
-        <w:rPr>
-          <w:rFonts w:ascii="Times New Roman" w:hAnsi="Times New Roman"/>
-          <w:sz w:val="28"/>
-          <w:szCs w:val="28"/>
-        </w:rPr>
-        <w:t>: Хранит информацию</w:t>
+      <w:proofErr w:type="gramStart"/>
+      <w:r>
+        <w:rPr>
+          <w:rFonts w:ascii="Times New Roman" w:hAnsi="Times New Roman"/>
+          <w:sz w:val="28"/>
+          <w:szCs w:val="28"/>
+        </w:rPr>
+        <w:t>: Хранит</w:t>
+      </w:r>
+      <w:proofErr w:type="gramEnd"/>
+      <w:r>
+        <w:rPr>
+          <w:rFonts w:ascii="Times New Roman" w:hAnsi="Times New Roman"/>
+          <w:sz w:val="28"/>
+          <w:szCs w:val="28"/>
+        </w:rPr>
+        <w:t xml:space="preserve"> информацию</w:t>
       </w:r>
       <w:r>
         <w:rPr>
@@ -647,7 +693,27 @@
           <w:szCs w:val="28"/>
           <w:lang w:val="en-US"/>
         </w:rPr>
-        <w:t>■ FirstName: VARCHAR(100), NOT NULL</w:t>
+        <w:t xml:space="preserve">■ FirstName: </w:t>
+      </w:r>
+      <w:proofErr w:type="gramStart"/>
+      <w:r>
+        <w:rPr>
+          <w:rFonts w:ascii="Times New Roman" w:hAnsi="Times New Roman"/>
+          <w:sz w:val="28"/>
+          <w:szCs w:val="28"/>
+          <w:lang w:val="en-US"/>
+        </w:rPr>
+        <w:t>VARCHAR(</w:t>
+      </w:r>
+      <w:proofErr w:type="gramEnd"/>
+      <w:r>
+        <w:rPr>
+          <w:rFonts w:ascii="Times New Roman" w:hAnsi="Times New Roman"/>
+          <w:sz w:val="28"/>
+          <w:szCs w:val="28"/>
+          <w:lang w:val="en-US"/>
+        </w:rPr>
+        <w:t>100), NOT NULL</w:t>
       </w:r>
     </w:p>
     <w:p>
@@ -669,7 +735,27 @@
           <w:szCs w:val="28"/>
           <w:lang w:val="en-US"/>
         </w:rPr>
-        <w:t>■ LastName: VARCHAR(100), NOT NULL</w:t>
+        <w:t xml:space="preserve">■ LastName: </w:t>
+      </w:r>
+      <w:proofErr w:type="gramStart"/>
+      <w:r>
+        <w:rPr>
+          <w:rFonts w:ascii="Times New Roman" w:hAnsi="Times New Roman"/>
+          <w:sz w:val="28"/>
+          <w:szCs w:val="28"/>
+          <w:lang w:val="en-US"/>
+        </w:rPr>
+        <w:t>VARCHAR(</w:t>
+      </w:r>
+      <w:proofErr w:type="gramEnd"/>
+      <w:r>
+        <w:rPr>
+          <w:rFonts w:ascii="Times New Roman" w:hAnsi="Times New Roman"/>
+          <w:sz w:val="28"/>
+          <w:szCs w:val="28"/>
+          <w:lang w:val="en-US"/>
+        </w:rPr>
+        <w:t>100), NOT NULL</w:t>
       </w:r>
     </w:p>
     <w:p>
@@ -691,7 +777,27 @@
           <w:szCs w:val="28"/>
           <w:lang w:val="en-US"/>
         </w:rPr>
-        <w:t>■ Email: VARCHAR(255), UNIQUE</w:t>
+        <w:t xml:space="preserve">■ Email: </w:t>
+      </w:r>
+      <w:proofErr w:type="gramStart"/>
+      <w:r>
+        <w:rPr>
+          <w:rFonts w:ascii="Times New Roman" w:hAnsi="Times New Roman"/>
+          <w:sz w:val="28"/>
+          <w:szCs w:val="28"/>
+          <w:lang w:val="en-US"/>
+        </w:rPr>
+        <w:t>VARCHAR(</w:t>
+      </w:r>
+      <w:proofErr w:type="gramEnd"/>
+      <w:r>
+        <w:rPr>
+          <w:rFonts w:ascii="Times New Roman" w:hAnsi="Times New Roman"/>
+          <w:sz w:val="28"/>
+          <w:szCs w:val="28"/>
+          <w:lang w:val="en-US"/>
+        </w:rPr>
+        <w:t>255), UNIQUE</w:t>
       </w:r>
     </w:p>
     <w:p>
@@ -921,9 +1027,20 @@
           <w:szCs w:val="28"/>
           <w:lang w:val="en-US"/>
         </w:rPr>
-        <w:t>) REFERENCES Groups(</w:t>
-      </w:r>
-      <w:proofErr w:type="spellStart"/>
+        <w:t xml:space="preserve">) REFERENCES </w:t>
+      </w:r>
+      <w:proofErr w:type="gramStart"/>
+      <w:r>
+        <w:rPr>
+          <w:rFonts w:ascii="Times New Roman" w:hAnsi="Times New Roman"/>
+          <w:sz w:val="28"/>
+          <w:szCs w:val="28"/>
+          <w:lang w:val="en-US"/>
+        </w:rPr>
+        <w:t>Groups(</w:t>
+      </w:r>
+      <w:proofErr w:type="spellStart"/>
+      <w:proofErr w:type="gramEnd"/>
       <w:r>
         <w:rPr>
           <w:rFonts w:ascii="Times New Roman" w:hAnsi="Times New Roman"/>
@@ -1044,13 +1161,23 @@
         </w:rPr>
         <w:t>Description</w:t>
       </w:r>
-      <w:r>
-        <w:rPr>
-          <w:rFonts w:ascii="Times New Roman" w:hAnsi="Times New Roman"/>
-          <w:sz w:val="28"/>
-          <w:szCs w:val="28"/>
-        </w:rPr>
-        <w:t>: Хранит информацию о преподавателях.</w:t>
+      <w:proofErr w:type="gramStart"/>
+      <w:r>
+        <w:rPr>
+          <w:rFonts w:ascii="Times New Roman" w:hAnsi="Times New Roman"/>
+          <w:sz w:val="28"/>
+          <w:szCs w:val="28"/>
+        </w:rPr>
+        <w:t>: Хранит</w:t>
+      </w:r>
+      <w:proofErr w:type="gramEnd"/>
+      <w:r>
+        <w:rPr>
+          <w:rFonts w:ascii="Times New Roman" w:hAnsi="Times New Roman"/>
+          <w:sz w:val="28"/>
+          <w:szCs w:val="28"/>
+        </w:rPr>
+        <w:t xml:space="preserve"> информацию о преподавателях.</w:t>
       </w:r>
     </w:p>
     <w:p>
@@ -1136,7 +1263,27 @@
           <w:szCs w:val="28"/>
           <w:lang w:val="en-US"/>
         </w:rPr>
-        <w:t>■ FirstName: VARCHAR(100), NOT NULL</w:t>
+        <w:t xml:space="preserve">■ FirstName: </w:t>
+      </w:r>
+      <w:proofErr w:type="gramStart"/>
+      <w:r>
+        <w:rPr>
+          <w:rFonts w:ascii="Times New Roman" w:hAnsi="Times New Roman"/>
+          <w:sz w:val="28"/>
+          <w:szCs w:val="28"/>
+          <w:lang w:val="en-US"/>
+        </w:rPr>
+        <w:t>VARCHAR(</w:t>
+      </w:r>
+      <w:proofErr w:type="gramEnd"/>
+      <w:r>
+        <w:rPr>
+          <w:rFonts w:ascii="Times New Roman" w:hAnsi="Times New Roman"/>
+          <w:sz w:val="28"/>
+          <w:szCs w:val="28"/>
+          <w:lang w:val="en-US"/>
+        </w:rPr>
+        <w:t>100), NOT NULL</w:t>
       </w:r>
     </w:p>
     <w:p>
@@ -1158,7 +1305,28 @@
           <w:szCs w:val="28"/>
           <w:lang w:val="en-US"/>
         </w:rPr>
-        <w:t>■ LastName: VARCHAR(100), NOT NULL</w:t>
+        <w:lastRenderedPageBreak/>
+        <w:t xml:space="preserve">■ LastName: </w:t>
+      </w:r>
+      <w:proofErr w:type="gramStart"/>
+      <w:r>
+        <w:rPr>
+          <w:rFonts w:ascii="Times New Roman" w:hAnsi="Times New Roman"/>
+          <w:sz w:val="28"/>
+          <w:szCs w:val="28"/>
+          <w:lang w:val="en-US"/>
+        </w:rPr>
+        <w:t>VARCHAR(</w:t>
+      </w:r>
+      <w:proofErr w:type="gramEnd"/>
+      <w:r>
+        <w:rPr>
+          <w:rFonts w:ascii="Times New Roman" w:hAnsi="Times New Roman"/>
+          <w:sz w:val="28"/>
+          <w:szCs w:val="28"/>
+          <w:lang w:val="en-US"/>
+        </w:rPr>
+        <w:t>100), NOT NULL</w:t>
       </w:r>
     </w:p>
     <w:p>
@@ -1180,7 +1348,27 @@
           <w:szCs w:val="28"/>
           <w:lang w:val="en-US"/>
         </w:rPr>
-        <w:t>■ Email: VARCHAR(255), UNIQUE</w:t>
+        <w:t xml:space="preserve">■ Email: </w:t>
+      </w:r>
+      <w:proofErr w:type="gramStart"/>
+      <w:r>
+        <w:rPr>
+          <w:rFonts w:ascii="Times New Roman" w:hAnsi="Times New Roman"/>
+          <w:sz w:val="28"/>
+          <w:szCs w:val="28"/>
+          <w:lang w:val="en-US"/>
+        </w:rPr>
+        <w:t>VARCHAR(</w:t>
+      </w:r>
+      <w:proofErr w:type="gramEnd"/>
+      <w:r>
+        <w:rPr>
+          <w:rFonts w:ascii="Times New Roman" w:hAnsi="Times New Roman"/>
+          <w:sz w:val="28"/>
+          <w:szCs w:val="28"/>
+          <w:lang w:val="en-US"/>
+        </w:rPr>
+        <w:t>255), UNIQUE</w:t>
       </w:r>
     </w:p>
     <w:p>
@@ -1202,7 +1390,6 @@
           <w:szCs w:val="28"/>
           <w:lang w:val="en-US"/>
         </w:rPr>
-        <w:lastRenderedPageBreak/>
         <w:t>○ Constraints:</w:t>
       </w:r>
     </w:p>
@@ -1372,13 +1559,23 @@
         <w:t>Description</w:t>
       </w:r>
       <w:proofErr w:type="spellEnd"/>
-      <w:r>
-        <w:rPr>
-          <w:rFonts w:ascii="Times New Roman" w:hAnsi="Times New Roman"/>
-          <w:sz w:val="28"/>
-          <w:szCs w:val="28"/>
-        </w:rPr>
-        <w:t>: Содержит информацию о группах.</w:t>
+      <w:proofErr w:type="gramStart"/>
+      <w:r>
+        <w:rPr>
+          <w:rFonts w:ascii="Times New Roman" w:hAnsi="Times New Roman"/>
+          <w:sz w:val="28"/>
+          <w:szCs w:val="28"/>
+        </w:rPr>
+        <w:t>: Содержит</w:t>
+      </w:r>
+      <w:proofErr w:type="gramEnd"/>
+      <w:r>
+        <w:rPr>
+          <w:rFonts w:ascii="Times New Roman" w:hAnsi="Times New Roman"/>
+          <w:sz w:val="28"/>
+          <w:szCs w:val="28"/>
+        </w:rPr>
+        <w:t xml:space="preserve"> информацию о группах.</w:t>
       </w:r>
     </w:p>
     <w:p>
@@ -1484,7 +1681,27 @@
           <w:szCs w:val="28"/>
           <w:lang w:val="en-US"/>
         </w:rPr>
-        <w:t>: CHAR(5), NOT NULL, UNIQUE</w:t>
+        <w:t xml:space="preserve">: </w:t>
+      </w:r>
+      <w:proofErr w:type="gramStart"/>
+      <w:r>
+        <w:rPr>
+          <w:rFonts w:ascii="Times New Roman" w:hAnsi="Times New Roman"/>
+          <w:sz w:val="28"/>
+          <w:szCs w:val="28"/>
+          <w:lang w:val="en-US"/>
+        </w:rPr>
+        <w:t>CHAR(</w:t>
+      </w:r>
+      <w:proofErr w:type="gramEnd"/>
+      <w:r>
+        <w:rPr>
+          <w:rFonts w:ascii="Times New Roman" w:hAnsi="Times New Roman"/>
+          <w:sz w:val="28"/>
+          <w:szCs w:val="28"/>
+          <w:lang w:val="en-US"/>
+        </w:rPr>
+        <w:t>5), NOT NULL, UNIQUE</w:t>
       </w:r>
     </w:p>
     <w:p>
@@ -1526,7 +1743,27 @@
           <w:szCs w:val="28"/>
           <w:lang w:val="en-US"/>
         </w:rPr>
-        <w:t>: VARCHAR(255), NOT NULL, UNIQUE</w:t>
+        <w:t xml:space="preserve">: </w:t>
+      </w:r>
+      <w:proofErr w:type="gramStart"/>
+      <w:r>
+        <w:rPr>
+          <w:rFonts w:ascii="Times New Roman" w:hAnsi="Times New Roman"/>
+          <w:sz w:val="28"/>
+          <w:szCs w:val="28"/>
+          <w:lang w:val="en-US"/>
+        </w:rPr>
+        <w:t>VARCHAR(</w:t>
+      </w:r>
+      <w:proofErr w:type="gramEnd"/>
+      <w:r>
+        <w:rPr>
+          <w:rFonts w:ascii="Times New Roman" w:hAnsi="Times New Roman"/>
+          <w:sz w:val="28"/>
+          <w:szCs w:val="28"/>
+          <w:lang w:val="en-US"/>
+        </w:rPr>
+        <w:t>255), NOT NULL, UNIQUE</w:t>
       </w:r>
     </w:p>
     <w:p>
@@ -1580,7 +1817,25 @@
           <w:szCs w:val="28"/>
           <w:lang w:val="en-US"/>
         </w:rPr>
-        <w:t>FucultyID</w:t>
+        <w:t>F</w:t>
+      </w:r>
+      <w:r>
+        <w:rPr>
+          <w:rFonts w:ascii="Times New Roman" w:hAnsi="Times New Roman"/>
+          <w:sz w:val="28"/>
+          <w:szCs w:val="28"/>
+          <w:lang w:val="en-US"/>
+        </w:rPr>
+        <w:t>a</w:t>
+      </w:r>
+      <w:r>
+        <w:rPr>
+          <w:rFonts w:ascii="Times New Roman" w:hAnsi="Times New Roman"/>
+          <w:sz w:val="28"/>
+          <w:szCs w:val="28"/>
+          <w:lang w:val="en-US"/>
+        </w:rPr>
+        <w:t>cultyID</w:t>
       </w:r>
       <w:proofErr w:type="spellEnd"/>
       <w:r>
@@ -1902,9 +2157,20 @@
           <w:szCs w:val="28"/>
           <w:lang w:val="en-US"/>
         </w:rPr>
-        <w:t>) REFERENCES Faculties(</w:t>
-      </w:r>
-      <w:proofErr w:type="spellStart"/>
+        <w:t xml:space="preserve">) REFERENCES </w:t>
+      </w:r>
+      <w:proofErr w:type="gramStart"/>
+      <w:r>
+        <w:rPr>
+          <w:rFonts w:ascii="Times New Roman" w:hAnsi="Times New Roman"/>
+          <w:sz w:val="28"/>
+          <w:szCs w:val="28"/>
+          <w:lang w:val="en-US"/>
+        </w:rPr>
+        <w:t>Faculties(</w:t>
+      </w:r>
+      <w:proofErr w:type="spellStart"/>
+      <w:proofErr w:type="gramEnd"/>
       <w:r>
         <w:rPr>
           <w:rFonts w:ascii="Times New Roman" w:hAnsi="Times New Roman"/>
@@ -2149,7 +2415,27 @@
           <w:szCs w:val="28"/>
           <w:lang w:val="en-US"/>
         </w:rPr>
-        <w:t>: CHAR(5), NOT NULL, UNIQUE</w:t>
+        <w:t xml:space="preserve">: </w:t>
+      </w:r>
+      <w:proofErr w:type="gramStart"/>
+      <w:r>
+        <w:rPr>
+          <w:rFonts w:ascii="Times New Roman" w:hAnsi="Times New Roman"/>
+          <w:sz w:val="28"/>
+          <w:szCs w:val="28"/>
+          <w:lang w:val="en-US"/>
+        </w:rPr>
+        <w:t>CHAR(</w:t>
+      </w:r>
+      <w:proofErr w:type="gramEnd"/>
+      <w:r>
+        <w:rPr>
+          <w:rFonts w:ascii="Times New Roman" w:hAnsi="Times New Roman"/>
+          <w:sz w:val="28"/>
+          <w:szCs w:val="28"/>
+          <w:lang w:val="en-US"/>
+        </w:rPr>
+        <w:t>5), NOT NULL, UNIQUE</w:t>
       </w:r>
     </w:p>
     <w:p>
@@ -2171,7 +2457,27 @@
           <w:szCs w:val="28"/>
           <w:lang w:val="en-US"/>
         </w:rPr>
-        <w:t>■ Name: VARCHAR(100), NOT NULL, UNIQUE</w:t>
+        <w:t xml:space="preserve">■ Name: </w:t>
+      </w:r>
+      <w:proofErr w:type="gramStart"/>
+      <w:r>
+        <w:rPr>
+          <w:rFonts w:ascii="Times New Roman" w:hAnsi="Times New Roman"/>
+          <w:sz w:val="28"/>
+          <w:szCs w:val="28"/>
+          <w:lang w:val="en-US"/>
+        </w:rPr>
+        <w:t>VARCHAR(</w:t>
+      </w:r>
+      <w:proofErr w:type="gramEnd"/>
+      <w:r>
+        <w:rPr>
+          <w:rFonts w:ascii="Times New Roman" w:hAnsi="Times New Roman"/>
+          <w:sz w:val="28"/>
+          <w:szCs w:val="28"/>
+          <w:lang w:val="en-US"/>
+        </w:rPr>
+        <w:t>100), NOT NULL, UNIQUE</w:t>
       </w:r>
     </w:p>
     <w:p>
@@ -2459,13 +2765,23 @@
         </w:rPr>
         <w:t>Description</w:t>
       </w:r>
-      <w:r>
-        <w:rPr>
-          <w:rFonts w:ascii="Times New Roman" w:hAnsi="Times New Roman"/>
-          <w:sz w:val="28"/>
-          <w:szCs w:val="28"/>
-        </w:rPr>
-        <w:t>: Содержит информацию о предметах.</w:t>
+      <w:proofErr w:type="gramStart"/>
+      <w:r>
+        <w:rPr>
+          <w:rFonts w:ascii="Times New Roman" w:hAnsi="Times New Roman"/>
+          <w:sz w:val="28"/>
+          <w:szCs w:val="28"/>
+        </w:rPr>
+        <w:t>: Содержит</w:t>
+      </w:r>
+      <w:proofErr w:type="gramEnd"/>
+      <w:r>
+        <w:rPr>
+          <w:rFonts w:ascii="Times New Roman" w:hAnsi="Times New Roman"/>
+          <w:sz w:val="28"/>
+          <w:szCs w:val="28"/>
+        </w:rPr>
+        <w:t xml:space="preserve"> информацию о предметах.</w:t>
       </w:r>
     </w:p>
     <w:p>
@@ -2571,7 +2887,27 @@
           <w:szCs w:val="28"/>
           <w:lang w:val="en-US"/>
         </w:rPr>
-        <w:t>: CHAR(5), NOT NULL</w:t>
+        <w:t xml:space="preserve">: </w:t>
+      </w:r>
+      <w:proofErr w:type="gramStart"/>
+      <w:r>
+        <w:rPr>
+          <w:rFonts w:ascii="Times New Roman" w:hAnsi="Times New Roman"/>
+          <w:sz w:val="28"/>
+          <w:szCs w:val="28"/>
+          <w:lang w:val="en-US"/>
+        </w:rPr>
+        <w:t>CHAR(</w:t>
+      </w:r>
+      <w:proofErr w:type="gramEnd"/>
+      <w:r>
+        <w:rPr>
+          <w:rFonts w:ascii="Times New Roman" w:hAnsi="Times New Roman"/>
+          <w:sz w:val="28"/>
+          <w:szCs w:val="28"/>
+          <w:lang w:val="en-US"/>
+        </w:rPr>
+        <w:t>5), NOT NULL</w:t>
       </w:r>
     </w:p>
     <w:p>
@@ -2593,7 +2929,27 @@
           <w:szCs w:val="28"/>
           <w:lang w:val="en-US"/>
         </w:rPr>
-        <w:t>■ Name: VARCHAR(100), NOT NULL,</w:t>
+        <w:t xml:space="preserve">■ Name: </w:t>
+      </w:r>
+      <w:proofErr w:type="gramStart"/>
+      <w:r>
+        <w:rPr>
+          <w:rFonts w:ascii="Times New Roman" w:hAnsi="Times New Roman"/>
+          <w:sz w:val="28"/>
+          <w:szCs w:val="28"/>
+          <w:lang w:val="en-US"/>
+        </w:rPr>
+        <w:t>VARCHAR(</w:t>
+      </w:r>
+      <w:proofErr w:type="gramEnd"/>
+      <w:r>
+        <w:rPr>
+          <w:rFonts w:ascii="Times New Roman" w:hAnsi="Times New Roman"/>
+          <w:sz w:val="28"/>
+          <w:szCs w:val="28"/>
+          <w:lang w:val="en-US"/>
+        </w:rPr>
+        <w:t>100), NOT NULL,</w:t>
       </w:r>
     </w:p>
     <w:p>
@@ -2757,6 +3113,18 @@
           <w:lang w:val="en-US"/>
         </w:rPr>
       </w:pPr>
+    </w:p>
+    <w:p>
+      <w:pPr>
+        <w:spacing w:after="0"/>
+        <w:jc w:val="both"/>
+        <w:rPr>
+          <w:rFonts w:ascii="Times New Roman" w:hAnsi="Times New Roman"/>
+          <w:sz w:val="28"/>
+          <w:szCs w:val="28"/>
+          <w:lang w:val="en-US"/>
+        </w:rPr>
+      </w:pPr>
       <w:r>
         <w:rPr>
           <w:rFonts w:ascii="Times New Roman" w:hAnsi="Times New Roman"/>
@@ -2779,7 +3147,6 @@
           <w:sz w:val="28"/>
           <w:szCs w:val="28"/>
         </w:rPr>
-        <w:lastRenderedPageBreak/>
         <w:t xml:space="preserve">○ </w:t>
       </w:r>
       <w:r>
@@ -2791,6 +3158,7 @@
         </w:rPr>
         <w:t>Description</w:t>
       </w:r>
+      <w:proofErr w:type="gramStart"/>
       <w:r>
         <w:rPr>
           <w:rFonts w:ascii="Times New Roman" w:hAnsi="Times New Roman"/>
@@ -2807,6 +3175,7 @@
         </w:rPr>
         <w:t>Содержит</w:t>
       </w:r>
+      <w:proofErr w:type="gramEnd"/>
       <w:r>
         <w:rPr>
           <w:rFonts w:ascii="Times New Roman" w:hAnsi="Times New Roman"/>
@@ -2947,7 +3316,27 @@
           <w:szCs w:val="28"/>
           <w:lang w:val="en-US"/>
         </w:rPr>
-        <w:t>■ Number: VARCHAR(15), NOT NULL, UNIQUE</w:t>
+        <w:t xml:space="preserve">■ Number: </w:t>
+      </w:r>
+      <w:proofErr w:type="gramStart"/>
+      <w:r>
+        <w:rPr>
+          <w:rFonts w:ascii="Times New Roman" w:hAnsi="Times New Roman"/>
+          <w:sz w:val="28"/>
+          <w:szCs w:val="28"/>
+          <w:lang w:val="en-US"/>
+        </w:rPr>
+        <w:t>VARCHAR(</w:t>
+      </w:r>
+      <w:proofErr w:type="gramEnd"/>
+      <w:r>
+        <w:rPr>
+          <w:rFonts w:ascii="Times New Roman" w:hAnsi="Times New Roman"/>
+          <w:sz w:val="28"/>
+          <w:szCs w:val="28"/>
+          <w:lang w:val="en-US"/>
+        </w:rPr>
+        <w:t>15), NOT NULL, UNIQUE</w:t>
       </w:r>
     </w:p>
     <w:p>
@@ -2991,7 +3380,27 @@
           <w:szCs w:val="28"/>
           <w:lang w:val="en-US"/>
         </w:rPr>
-        <w:t>■ Building: VARCHAR(50)</w:t>
+        <w:t xml:space="preserve">■ Building: </w:t>
+      </w:r>
+      <w:proofErr w:type="gramStart"/>
+      <w:r>
+        <w:rPr>
+          <w:rFonts w:ascii="Times New Roman" w:hAnsi="Times New Roman"/>
+          <w:sz w:val="28"/>
+          <w:szCs w:val="28"/>
+          <w:lang w:val="en-US"/>
+        </w:rPr>
+        <w:t>VARCHAR(</w:t>
+      </w:r>
+      <w:proofErr w:type="gramEnd"/>
+      <w:r>
+        <w:rPr>
+          <w:rFonts w:ascii="Times New Roman" w:hAnsi="Times New Roman"/>
+          <w:sz w:val="28"/>
+          <w:szCs w:val="28"/>
+          <w:lang w:val="en-US"/>
+        </w:rPr>
+        <w:t>50)</w:t>
       </w:r>
     </w:p>
     <w:p>
@@ -3722,6 +4131,7 @@
           <w:lang w:val="en-US"/>
         </w:rPr>
       </w:pPr>
+      <w:proofErr w:type="gramStart"/>
       <w:r>
         <w:rPr>
           <w:rFonts w:ascii="Times New Roman" w:hAnsi="Times New Roman"/>
@@ -3732,6 +4142,7 @@
         <w:t>Groups(</w:t>
       </w:r>
       <w:proofErr w:type="spellStart"/>
+      <w:proofErr w:type="gramEnd"/>
       <w:r>
         <w:rPr>
           <w:rFonts w:ascii="Times New Roman" w:hAnsi="Times New Roman"/>
@@ -3826,6 +4237,7 @@
         <w:t xml:space="preserve">) REFERENCES </w:t>
       </w:r>
       <w:proofErr w:type="spellStart"/>
+      <w:proofErr w:type="gramStart"/>
       <w:r>
         <w:rPr>
           <w:rFonts w:ascii="Times New Roman" w:hAnsi="Times New Roman"/>
@@ -3846,6 +4258,7 @@
         <w:t>(</w:t>
       </w:r>
       <w:proofErr w:type="spellStart"/>
+      <w:proofErr w:type="gramEnd"/>
       <w:r>
         <w:rPr>
           <w:rFonts w:ascii="Times New Roman" w:hAnsi="Times New Roman"/>
@@ -3930,9 +4343,20 @@
           <w:szCs w:val="28"/>
           <w:lang w:val="en-US"/>
         </w:rPr>
-        <w:t>) REFERENCES Subjects(</w:t>
-      </w:r>
-      <w:proofErr w:type="spellStart"/>
+        <w:t xml:space="preserve">) REFERENCES </w:t>
+      </w:r>
+      <w:proofErr w:type="gramStart"/>
+      <w:r>
+        <w:rPr>
+          <w:rFonts w:ascii="Times New Roman" w:hAnsi="Times New Roman"/>
+          <w:sz w:val="28"/>
+          <w:szCs w:val="28"/>
+          <w:lang w:val="en-US"/>
+        </w:rPr>
+        <w:t>Subjects(</w:t>
+      </w:r>
+      <w:proofErr w:type="spellStart"/>
+      <w:proofErr w:type="gramEnd"/>
       <w:r>
         <w:rPr>
           <w:rFonts w:ascii="Times New Roman" w:hAnsi="Times New Roman"/>
@@ -4015,9 +4439,20 @@
           <w:szCs w:val="28"/>
           <w:lang w:val="en-US"/>
         </w:rPr>
-        <w:t>) REFERENCES Teachers(</w:t>
-      </w:r>
-      <w:proofErr w:type="spellStart"/>
+        <w:t xml:space="preserve">) REFERENCES </w:t>
+      </w:r>
+      <w:proofErr w:type="gramStart"/>
+      <w:r>
+        <w:rPr>
+          <w:rFonts w:ascii="Times New Roman" w:hAnsi="Times New Roman"/>
+          <w:sz w:val="28"/>
+          <w:szCs w:val="28"/>
+          <w:lang w:val="en-US"/>
+        </w:rPr>
+        <w:t>Teachers(</w:t>
+      </w:r>
+      <w:proofErr w:type="spellStart"/>
+      <w:proofErr w:type="gramEnd"/>
       <w:r>
         <w:rPr>
           <w:rFonts w:ascii="Times New Roman" w:hAnsi="Times New Roman"/>
@@ -4422,6 +4857,7 @@
           <w:szCs w:val="28"/>
           <w:lang w:val="en-US"/>
         </w:rPr>
+        <w:lastRenderedPageBreak/>
         <w:t xml:space="preserve">■ </w:t>
       </w:r>
       <w:proofErr w:type="spellStart"/>
@@ -5392,6 +5828,241 @@
           <w:rFonts w:ascii="Times New Roman" w:hAnsi="Times New Roman"/>
           <w:sz w:val="28"/>
           <w:szCs w:val="28"/>
+          <w:lang w:val="en-US"/>
+        </w:rPr>
+      </w:pPr>
+    </w:p>
+    <w:p>
+      <w:pPr>
+        <w:spacing w:after="0"/>
+        <w:ind w:left="1843" w:hanging="283"/>
+        <w:jc w:val="both"/>
+        <w:rPr>
+          <w:rFonts w:ascii="Times New Roman" w:hAnsi="Times New Roman"/>
+          <w:sz w:val="28"/>
+          <w:szCs w:val="28"/>
+          <w:lang w:val="en-US"/>
+        </w:rPr>
+      </w:pPr>
+    </w:p>
+    <w:p>
+      <w:pPr>
+        <w:spacing w:after="0"/>
+        <w:ind w:left="1843" w:hanging="283"/>
+        <w:jc w:val="both"/>
+        <w:rPr>
+          <w:rFonts w:ascii="Times New Roman" w:hAnsi="Times New Roman"/>
+          <w:sz w:val="28"/>
+          <w:szCs w:val="28"/>
+          <w:lang w:val="en-US"/>
+        </w:rPr>
+      </w:pPr>
+    </w:p>
+    <w:p>
+      <w:pPr>
+        <w:spacing w:after="0"/>
+        <w:ind w:left="1843" w:hanging="283"/>
+        <w:jc w:val="both"/>
+        <w:rPr>
+          <w:rFonts w:ascii="Times New Roman" w:hAnsi="Times New Roman"/>
+          <w:sz w:val="28"/>
+          <w:szCs w:val="28"/>
+          <w:lang w:val="en-US"/>
+        </w:rPr>
+      </w:pPr>
+    </w:p>
+    <w:p>
+      <w:pPr>
+        <w:spacing w:after="0"/>
+        <w:ind w:left="1843" w:hanging="283"/>
+        <w:jc w:val="both"/>
+        <w:rPr>
+          <w:rFonts w:ascii="Times New Roman" w:hAnsi="Times New Roman"/>
+          <w:sz w:val="28"/>
+          <w:szCs w:val="28"/>
+          <w:lang w:val="en-US"/>
+        </w:rPr>
+      </w:pPr>
+    </w:p>
+    <w:p>
+      <w:pPr>
+        <w:spacing w:after="0"/>
+        <w:ind w:left="1843" w:hanging="283"/>
+        <w:jc w:val="both"/>
+        <w:rPr>
+          <w:rFonts w:ascii="Times New Roman" w:hAnsi="Times New Roman"/>
+          <w:sz w:val="28"/>
+          <w:szCs w:val="28"/>
+          <w:lang w:val="en-US"/>
+        </w:rPr>
+      </w:pPr>
+    </w:p>
+    <w:p>
+      <w:pPr>
+        <w:spacing w:after="0"/>
+        <w:ind w:left="1843" w:hanging="283"/>
+        <w:jc w:val="both"/>
+        <w:rPr>
+          <w:rFonts w:ascii="Times New Roman" w:hAnsi="Times New Roman"/>
+          <w:sz w:val="28"/>
+          <w:szCs w:val="28"/>
+          <w:lang w:val="en-US"/>
+        </w:rPr>
+      </w:pPr>
+    </w:p>
+    <w:p>
+      <w:pPr>
+        <w:spacing w:after="0"/>
+        <w:ind w:left="1843" w:hanging="283"/>
+        <w:jc w:val="both"/>
+        <w:rPr>
+          <w:rFonts w:ascii="Times New Roman" w:hAnsi="Times New Roman"/>
+          <w:sz w:val="28"/>
+          <w:szCs w:val="28"/>
+          <w:lang w:val="en-US"/>
+        </w:rPr>
+      </w:pPr>
+    </w:p>
+    <w:p>
+      <w:pPr>
+        <w:spacing w:after="0"/>
+        <w:ind w:left="1843" w:hanging="283"/>
+        <w:jc w:val="both"/>
+        <w:rPr>
+          <w:rFonts w:ascii="Times New Roman" w:hAnsi="Times New Roman"/>
+          <w:sz w:val="28"/>
+          <w:szCs w:val="28"/>
+          <w:lang w:val="en-US"/>
+        </w:rPr>
+      </w:pPr>
+    </w:p>
+    <w:p>
+      <w:pPr>
+        <w:spacing w:after="0"/>
+        <w:ind w:left="1843" w:hanging="283"/>
+        <w:jc w:val="both"/>
+        <w:rPr>
+          <w:rFonts w:ascii="Times New Roman" w:hAnsi="Times New Roman"/>
+          <w:sz w:val="28"/>
+          <w:szCs w:val="28"/>
+          <w:lang w:val="en-US"/>
+        </w:rPr>
+      </w:pPr>
+    </w:p>
+    <w:p>
+      <w:pPr>
+        <w:spacing w:after="0"/>
+        <w:ind w:left="1843" w:hanging="283"/>
+        <w:jc w:val="both"/>
+        <w:rPr>
+          <w:rFonts w:ascii="Times New Roman" w:hAnsi="Times New Roman"/>
+          <w:sz w:val="28"/>
+          <w:szCs w:val="28"/>
+          <w:lang w:val="en-US"/>
+        </w:rPr>
+      </w:pPr>
+    </w:p>
+    <w:p>
+      <w:pPr>
+        <w:spacing w:after="0"/>
+        <w:ind w:left="1843" w:hanging="283"/>
+        <w:jc w:val="both"/>
+        <w:rPr>
+          <w:rFonts w:ascii="Times New Roman" w:hAnsi="Times New Roman"/>
+          <w:sz w:val="28"/>
+          <w:szCs w:val="28"/>
+          <w:lang w:val="en-US"/>
+        </w:rPr>
+      </w:pPr>
+    </w:p>
+    <w:p>
+      <w:pPr>
+        <w:spacing w:after="0"/>
+        <w:ind w:left="1843" w:hanging="283"/>
+        <w:jc w:val="both"/>
+        <w:rPr>
+          <w:rFonts w:ascii="Times New Roman" w:hAnsi="Times New Roman"/>
+          <w:sz w:val="28"/>
+          <w:szCs w:val="28"/>
+          <w:lang w:val="en-US"/>
+        </w:rPr>
+      </w:pPr>
+    </w:p>
+    <w:p>
+      <w:pPr>
+        <w:spacing w:after="0"/>
+        <w:ind w:left="1843" w:hanging="283"/>
+        <w:jc w:val="both"/>
+        <w:rPr>
+          <w:rFonts w:ascii="Times New Roman" w:hAnsi="Times New Roman"/>
+          <w:sz w:val="28"/>
+          <w:szCs w:val="28"/>
+          <w:lang w:val="en-US"/>
+        </w:rPr>
+      </w:pPr>
+    </w:p>
+    <w:p>
+      <w:pPr>
+        <w:spacing w:after="0"/>
+        <w:ind w:left="1843" w:hanging="283"/>
+        <w:jc w:val="both"/>
+        <w:rPr>
+          <w:rFonts w:ascii="Times New Roman" w:hAnsi="Times New Roman"/>
+          <w:sz w:val="28"/>
+          <w:szCs w:val="28"/>
+          <w:lang w:val="en-US"/>
+        </w:rPr>
+      </w:pPr>
+    </w:p>
+    <w:p>
+      <w:pPr>
+        <w:spacing w:after="0"/>
+        <w:ind w:left="1843" w:hanging="283"/>
+        <w:jc w:val="both"/>
+        <w:rPr>
+          <w:rFonts w:ascii="Times New Roman" w:hAnsi="Times New Roman"/>
+          <w:sz w:val="28"/>
+          <w:szCs w:val="28"/>
+          <w:lang w:val="en-US"/>
+        </w:rPr>
+      </w:pPr>
+    </w:p>
+    <w:p>
+      <w:pPr>
+        <w:spacing w:after="0"/>
+        <w:ind w:left="1843" w:hanging="283"/>
+        <w:jc w:val="both"/>
+        <w:rPr>
+          <w:rFonts w:ascii="Times New Roman" w:hAnsi="Times New Roman"/>
+          <w:sz w:val="28"/>
+          <w:szCs w:val="28"/>
+          <w:lang w:val="en-US"/>
+        </w:rPr>
+      </w:pPr>
+    </w:p>
+    <w:p>
+      <w:pPr>
+        <w:spacing w:after="0"/>
+        <w:ind w:left="1843" w:hanging="283"/>
+        <w:jc w:val="both"/>
+        <w:rPr>
+          <w:rFonts w:ascii="Times New Roman" w:hAnsi="Times New Roman"/>
+          <w:sz w:val="28"/>
+          <w:szCs w:val="28"/>
+          <w:lang w:val="en-US"/>
+        </w:rPr>
+      </w:pPr>
+    </w:p>
+    <w:p>
+      <w:pPr>
+        <w:spacing w:after="0"/>
+        <w:ind w:left="1843" w:hanging="283"/>
+        <w:jc w:val="both"/>
+        <w:rPr>
+          <w:rFonts w:ascii="Times New Roman" w:hAnsi="Times New Roman"/>
+          <w:sz w:val="28"/>
+          <w:szCs w:val="28"/>
+          <w:lang w:val="en-US"/>
         </w:rPr>
       </w:pPr>
     </w:p>
@@ -5405,6 +6076,7 @@
           <w:bCs/>
           <w:sz w:val="28"/>
           <w:szCs w:val="28"/>
+          <w:lang w:val="en-US"/>
         </w:rPr>
       </w:pPr>
       <w:proofErr w:type="spellStart"/>
@@ -5433,17 +6105,83 @@
     <w:p>
       <w:pPr>
         <w:spacing w:after="0"/>
-        <w:ind w:firstLine="709"/>
-        <w:jc w:val="both"/>
-      </w:pPr>
-      <w:r>
-        <w:rPr>
-          <w:rFonts w:ascii="Times New Roman" w:hAnsi="Times New Roman"/>
-          <w:sz w:val="28"/>
-          <w:szCs w:val="28"/>
-        </w:rPr>
-        <w:t>Пример ER диаграммы. От вас ожидается похожая диаграмма, только с сущностями выбранного вами сценария</w:t>
-      </w:r>
+        <w:jc w:val="both"/>
+      </w:pPr>
+      <w:r>
+        <w:rPr>
+          <w:noProof/>
+        </w:rPr>
+        <w:drawing>
+          <wp:anchor distT="0" distB="0" distL="114300" distR="114300" simplePos="0" relativeHeight="251658240" behindDoc="0" locked="0" layoutInCell="1" allowOverlap="1" wp14:anchorId="3E01911D" wp14:editId="27C22645">
+            <wp:simplePos x="0" y="0"/>
+            <wp:positionH relativeFrom="page">
+              <wp:align>right</wp:align>
+            </wp:positionH>
+            <wp:positionV relativeFrom="paragraph">
+              <wp:posOffset>217895</wp:posOffset>
+            </wp:positionV>
+            <wp:extent cx="7527643" cy="4024935"/>
+            <wp:effectExtent l="0" t="0" r="0" b="0"/>
+            <wp:wrapTopAndBottom/>
+            <wp:docPr id="116586149" name="Рисунок 1"/>
+            <wp:cNvGraphicFramePr>
+              <a:graphicFrameLocks xmlns:a="http://schemas.openxmlformats.org/drawingml/2006/main" noChangeAspect="1"/>
+            </wp:cNvGraphicFramePr>
+            <a:graphic xmlns:a="http://schemas.openxmlformats.org/drawingml/2006/main">
+              <a:graphicData uri="http://schemas.openxmlformats.org/drawingml/2006/picture">
+                <pic:pic xmlns:pic="http://schemas.openxmlformats.org/drawingml/2006/picture">
+                  <pic:nvPicPr>
+                    <pic:cNvPr id="116586149" name=""/>
+                    <pic:cNvPicPr/>
+                  </pic:nvPicPr>
+                  <pic:blipFill>
+                    <a:blip r:embed="rId7">
+                      <a:extLst>
+                        <a:ext uri="{28A0092B-C50C-407E-A947-70E740481C1C}">
+                          <a14:useLocalDpi xmlns:a14="http://schemas.microsoft.com/office/drawing/2010/main" val="0"/>
+                        </a:ext>
+                      </a:extLst>
+                    </a:blip>
+                    <a:stretch>
+                      <a:fillRect/>
+                    </a:stretch>
+                  </pic:blipFill>
+                  <pic:spPr>
+                    <a:xfrm>
+                      <a:off x="0" y="0"/>
+                      <a:ext cx="7527643" cy="4024935"/>
+                    </a:xfrm>
+                    <a:prstGeom prst="rect">
+                      <a:avLst/>
+                    </a:prstGeom>
+                  </pic:spPr>
+                </pic:pic>
+              </a:graphicData>
+            </a:graphic>
+          </wp:anchor>
+        </w:drawing>
+      </w:r>
+    </w:p>
+    <w:p>
+      <w:pPr>
+        <w:spacing w:after="0"/>
+        <w:jc w:val="both"/>
+      </w:pPr>
+    </w:p>
+    <w:p>
+      <w:pPr>
+        <w:spacing w:after="0"/>
+        <w:jc w:val="both"/>
+      </w:pPr>
+    </w:p>
+    <w:p>
+      <w:pPr>
+        <w:spacing w:after="0"/>
+        <w:jc w:val="both"/>
+        <w:rPr>
+          <w:lang w:val="en-US"/>
+        </w:rPr>
+      </w:pPr>
     </w:p>
     <w:sectPr>
       <w:pgSz w:w="11906" w:h="16838"/>

--- a/db_tables.docx
+++ b/db_tables.docx
@@ -3039,99 +3039,46 @@
     <w:p>
       <w:pPr>
         <w:spacing w:after="0"/>
-        <w:ind w:left="709" w:firstLine="709"/>
-        <w:jc w:val="both"/>
-        <w:rPr>
-          <w:rFonts w:ascii="Times New Roman" w:hAnsi="Times New Roman"/>
-          <w:sz w:val="28"/>
-          <w:szCs w:val="28"/>
-          <w:lang w:val="en-US"/>
-        </w:rPr>
-      </w:pPr>
-      <w:r>
-        <w:rPr>
-          <w:rFonts w:ascii="Times New Roman" w:hAnsi="Times New Roman"/>
-          <w:sz w:val="28"/>
-          <w:szCs w:val="28"/>
-          <w:lang w:val="en-US"/>
-        </w:rPr>
-        <w:t xml:space="preserve">■ </w:t>
-      </w:r>
-      <w:proofErr w:type="spellStart"/>
-      <w:r>
-        <w:rPr>
-          <w:rFonts w:ascii="Times New Roman" w:hAnsi="Times New Roman"/>
-          <w:sz w:val="28"/>
-          <w:szCs w:val="28"/>
-          <w:lang w:val="en-US"/>
-        </w:rPr>
-        <w:t>UQ_Email</w:t>
-      </w:r>
-      <w:proofErr w:type="spellEnd"/>
-      <w:r>
-        <w:rPr>
-          <w:rFonts w:ascii="Times New Roman" w:hAnsi="Times New Roman"/>
-          <w:sz w:val="28"/>
-          <w:szCs w:val="28"/>
-          <w:lang w:val="en-US"/>
-        </w:rPr>
-        <w:t>: UNIQUE (Email)</w:t>
-      </w:r>
-    </w:p>
-    <w:p>
-      <w:pPr>
-        <w:spacing w:after="0"/>
-        <w:jc w:val="both"/>
-        <w:rPr>
-          <w:rFonts w:ascii="Times New Roman" w:hAnsi="Times New Roman"/>
-          <w:sz w:val="28"/>
-          <w:szCs w:val="28"/>
-          <w:lang w:val="en-US"/>
-        </w:rPr>
-      </w:pPr>
-    </w:p>
-    <w:p>
-      <w:pPr>
-        <w:spacing w:after="0"/>
-        <w:jc w:val="both"/>
-        <w:rPr>
-          <w:rFonts w:ascii="Times New Roman" w:hAnsi="Times New Roman"/>
-          <w:sz w:val="28"/>
-          <w:szCs w:val="28"/>
-          <w:lang w:val="en-US"/>
-        </w:rPr>
-      </w:pPr>
-    </w:p>
-    <w:p>
-      <w:pPr>
-        <w:spacing w:after="0"/>
-        <w:jc w:val="both"/>
-        <w:rPr>
-          <w:rFonts w:ascii="Times New Roman" w:hAnsi="Times New Roman"/>
-          <w:sz w:val="28"/>
-          <w:szCs w:val="28"/>
-          <w:lang w:val="en-US"/>
-        </w:rPr>
-      </w:pPr>
-    </w:p>
-    <w:p>
-      <w:pPr>
-        <w:spacing w:after="0"/>
-        <w:jc w:val="both"/>
-        <w:rPr>
-          <w:rFonts w:ascii="Times New Roman" w:hAnsi="Times New Roman"/>
-          <w:sz w:val="28"/>
-          <w:szCs w:val="28"/>
-          <w:lang w:val="en-US"/>
-        </w:rPr>
-      </w:pPr>
-      <w:r>
-        <w:rPr>
-          <w:rFonts w:ascii="Times New Roman" w:hAnsi="Times New Roman"/>
-          <w:sz w:val="28"/>
-          <w:szCs w:val="28"/>
-          <w:lang w:val="en-US"/>
-        </w:rPr>
+        <w:jc w:val="both"/>
+        <w:rPr>
+          <w:rFonts w:ascii="Times New Roman" w:hAnsi="Times New Roman"/>
+          <w:sz w:val="28"/>
+          <w:szCs w:val="28"/>
+          <w:lang w:val="en-US"/>
+        </w:rPr>
+      </w:pPr>
+    </w:p>
+    <w:p>
+      <w:pPr>
+        <w:spacing w:after="0"/>
+        <w:jc w:val="both"/>
+        <w:rPr>
+          <w:rFonts w:ascii="Times New Roman" w:hAnsi="Times New Roman"/>
+          <w:sz w:val="28"/>
+          <w:szCs w:val="28"/>
+          <w:lang w:val="en-US"/>
+        </w:rPr>
+      </w:pPr>
+    </w:p>
+    <w:p>
+      <w:pPr>
+        <w:spacing w:after="0"/>
+        <w:jc w:val="both"/>
+        <w:rPr>
+          <w:rFonts w:ascii="Times New Roman" w:hAnsi="Times New Roman"/>
+          <w:sz w:val="28"/>
+          <w:szCs w:val="28"/>
+          <w:lang w:val="en-US"/>
+        </w:rPr>
+      </w:pPr>
+      <w:r>
+        <w:rPr>
+          <w:rFonts w:ascii="Times New Roman" w:hAnsi="Times New Roman"/>
+          <w:sz w:val="28"/>
+          <w:szCs w:val="28"/>
+          <w:lang w:val="en-US"/>
+        </w:rPr>
+        <w:lastRenderedPageBreak/>
         <w:t>6. Table Name: Classrooms</w:t>
       </w:r>
     </w:p>
@@ -4857,7 +4804,6 @@
           <w:szCs w:val="28"/>
           <w:lang w:val="en-US"/>
         </w:rPr>
-        <w:lastRenderedPageBreak/>
         <w:t xml:space="preserve">■ </w:t>
       </w:r>
       <w:proofErr w:type="spellStart"/>
@@ -4961,6 +4907,7 @@
           <w:sz w:val="28"/>
           <w:szCs w:val="28"/>
         </w:rPr>
+        <w:lastRenderedPageBreak/>
         <w:t>Взаимосвязи:</w:t>
       </w:r>
     </w:p>
@@ -5828,7 +5775,6 @@
           <w:rFonts w:ascii="Times New Roman" w:hAnsi="Times New Roman"/>
           <w:sz w:val="28"/>
           <w:szCs w:val="28"/>
-          <w:lang w:val="en-US"/>
         </w:rPr>
       </w:pPr>
     </w:p>
@@ -5841,7 +5787,6 @@
           <w:rFonts w:ascii="Times New Roman" w:hAnsi="Times New Roman"/>
           <w:sz w:val="28"/>
           <w:szCs w:val="28"/>
-          <w:lang w:val="en-US"/>
         </w:rPr>
       </w:pPr>
     </w:p>
@@ -5854,7 +5799,6 @@
           <w:rFonts w:ascii="Times New Roman" w:hAnsi="Times New Roman"/>
           <w:sz w:val="28"/>
           <w:szCs w:val="28"/>
-          <w:lang w:val="en-US"/>
         </w:rPr>
       </w:pPr>
     </w:p>
@@ -5867,7 +5811,6 @@
           <w:rFonts w:ascii="Times New Roman" w:hAnsi="Times New Roman"/>
           <w:sz w:val="28"/>
           <w:szCs w:val="28"/>
-          <w:lang w:val="en-US"/>
         </w:rPr>
       </w:pPr>
     </w:p>
@@ -5880,7 +5823,6 @@
           <w:rFonts w:ascii="Times New Roman" w:hAnsi="Times New Roman"/>
           <w:sz w:val="28"/>
           <w:szCs w:val="28"/>
-          <w:lang w:val="en-US"/>
         </w:rPr>
       </w:pPr>
     </w:p>
@@ -5893,7 +5835,6 @@
           <w:rFonts w:ascii="Times New Roman" w:hAnsi="Times New Roman"/>
           <w:sz w:val="28"/>
           <w:szCs w:val="28"/>
-          <w:lang w:val="en-US"/>
         </w:rPr>
       </w:pPr>
     </w:p>
@@ -5906,7 +5847,6 @@
           <w:rFonts w:ascii="Times New Roman" w:hAnsi="Times New Roman"/>
           <w:sz w:val="28"/>
           <w:szCs w:val="28"/>
-          <w:lang w:val="en-US"/>
         </w:rPr>
       </w:pPr>
     </w:p>
@@ -5919,7 +5859,6 @@
           <w:rFonts w:ascii="Times New Roman" w:hAnsi="Times New Roman"/>
           <w:sz w:val="28"/>
           <w:szCs w:val="28"/>
-          <w:lang w:val="en-US"/>
         </w:rPr>
       </w:pPr>
     </w:p>
@@ -5932,7 +5871,6 @@
           <w:rFonts w:ascii="Times New Roman" w:hAnsi="Times New Roman"/>
           <w:sz w:val="28"/>
           <w:szCs w:val="28"/>
-          <w:lang w:val="en-US"/>
         </w:rPr>
       </w:pPr>
     </w:p>
@@ -5945,7 +5883,6 @@
           <w:rFonts w:ascii="Times New Roman" w:hAnsi="Times New Roman"/>
           <w:sz w:val="28"/>
           <w:szCs w:val="28"/>
-          <w:lang w:val="en-US"/>
         </w:rPr>
       </w:pPr>
     </w:p>
@@ -5958,7 +5895,6 @@
           <w:rFonts w:ascii="Times New Roman" w:hAnsi="Times New Roman"/>
           <w:sz w:val="28"/>
           <w:szCs w:val="28"/>
-          <w:lang w:val="en-US"/>
         </w:rPr>
       </w:pPr>
     </w:p>
@@ -5971,7 +5907,6 @@
           <w:rFonts w:ascii="Times New Roman" w:hAnsi="Times New Roman"/>
           <w:sz w:val="28"/>
           <w:szCs w:val="28"/>
-          <w:lang w:val="en-US"/>
         </w:rPr>
       </w:pPr>
     </w:p>
@@ -5984,7 +5919,6 @@
           <w:rFonts w:ascii="Times New Roman" w:hAnsi="Times New Roman"/>
           <w:sz w:val="28"/>
           <w:szCs w:val="28"/>
-          <w:lang w:val="en-US"/>
         </w:rPr>
       </w:pPr>
     </w:p>
@@ -5997,7 +5931,6 @@
           <w:rFonts w:ascii="Times New Roman" w:hAnsi="Times New Roman"/>
           <w:sz w:val="28"/>
           <w:szCs w:val="28"/>
-          <w:lang w:val="en-US"/>
         </w:rPr>
       </w:pPr>
     </w:p>
@@ -6010,7 +5943,6 @@
           <w:rFonts w:ascii="Times New Roman" w:hAnsi="Times New Roman"/>
           <w:sz w:val="28"/>
           <w:szCs w:val="28"/>
-          <w:lang w:val="en-US"/>
         </w:rPr>
       </w:pPr>
     </w:p>
@@ -6023,7 +5955,6 @@
           <w:rFonts w:ascii="Times New Roman" w:hAnsi="Times New Roman"/>
           <w:sz w:val="28"/>
           <w:szCs w:val="28"/>
-          <w:lang w:val="en-US"/>
         </w:rPr>
       </w:pPr>
     </w:p>
@@ -6036,7 +5967,6 @@
           <w:rFonts w:ascii="Times New Roman" w:hAnsi="Times New Roman"/>
           <w:sz w:val="28"/>
           <w:szCs w:val="28"/>
-          <w:lang w:val="en-US"/>
         </w:rPr>
       </w:pPr>
     </w:p>
@@ -6049,7 +5979,6 @@
           <w:rFonts w:ascii="Times New Roman" w:hAnsi="Times New Roman"/>
           <w:sz w:val="28"/>
           <w:szCs w:val="28"/>
-          <w:lang w:val="en-US"/>
         </w:rPr>
       </w:pPr>
     </w:p>
@@ -6062,7 +5991,6 @@
           <w:rFonts w:ascii="Times New Roman" w:hAnsi="Times New Roman"/>
           <w:sz w:val="28"/>
           <w:szCs w:val="28"/>
-          <w:lang w:val="en-US"/>
         </w:rPr>
       </w:pPr>
     </w:p>
@@ -6088,6 +6016,7 @@
           <w:sz w:val="28"/>
           <w:szCs w:val="28"/>
         </w:rPr>
+        <w:lastRenderedPageBreak/>
         <w:t>Part</w:t>
       </w:r>
       <w:proofErr w:type="spellEnd"/>
